--- a/docs/new-model-guide.docx
+++ b/docs/new-model-guide.docx
@@ -8323,7 +8323,31 @@
           <w:sz w:val="20"/>
           <w:szCs w:val="20"/>
         </w:rPr>
-        <w:t xml:space="preserve"> (사용자 지시 8/1 밤 — "별다른 오더 없으면 계속 진행"). 시행 내용: ①하닉 F 판정 문자 지침 30% 사다리 전환 ②진행확인 문자 70% 증액 지침 ③하닉 F·M 0930 박스(rebox). 아침 안내 문자 1회 — 중단하려면 회신. 100% 증액 문자(창판정 동의·전진폭)는 2단계(1~2주 무사고 후). rev9는 일단 유지(폐지/축소는 별도 결정)</w:t>
+        <w:t xml:space="preserve"> (사용자 확정 8/1 밤 — "3일 효과를 보고, 예상대로면 목요일부터. 별다른 오더 없으면 계속"). 시행 내용: ①하닉 F 판정 문자 지침 30% 사다리 전환 ②진행확인 문자 70% 증액 지침 ③하닉 F·M 0930 박스(rebox). 아침 안내 문자 1회 — 중단하려면 회신. 100% 증액 문자(창판정 동의·전진폭)는 2단계(1~2주 무사고 후). rev9는 일단 유지(폐지/축소는 별도 결정).</w:t>
+      </w:r>
+    </w:p>
+    <w:p>
+      <w:pPr>
+        <w:spacing w:after="40" w:line="260"/>
+        <w:ind w:left="240"/>
+      </w:pPr>
+      <w:r>
+        <w:rPr>
+          <w:rFonts w:ascii="Malgun Gothic" w:cs="Malgun Gothic" w:eastAsia="Malgun Gothic" w:hAnsi="Malgun Gothic"/>
+          <w:b/>
+          <w:bCs/>
+          <w:sz w:val="20"/>
+          <w:szCs w:val="20"/>
+        </w:rPr>
+        <w:t xml:space="preserve">"예상대로"의 판정 기준 (go/no-go)</w:t>
+      </w:r>
+      <w:r>
+        <w:rPr>
+          <w:rFonts w:ascii="Malgun Gothic" w:cs="Malgun Gothic" w:eastAsia="Malgun Gothic" w:hAnsi="Malgun Gothic"/>
+          <w:sz w:val="20"/>
+          <w:szCs w:val="20"/>
+        </w:rPr>
+        <w:t xml:space="preserve">: ①8/3~5 문자 무사고(누락·시각 불일치·오지침 없음) ②창판정 실전 문자가 백테스트 재현(parity)과 일치 ③비교 문자 손익은 참고 — 3일 표본은 운이 지배하므로 신사다리가 현행 대비 크게 뒤지지만 않으면 진행. 미달 시 8/5 저녁 회신으로 보류</w:t>
       </w:r>
     </w:p>
     <w:p>

--- a/docs/new-model-guide.docx
+++ b/docs/new-model-guide.docx
@@ -6425,7 +6425,7 @@
                 <w:sz w:val="17"/>
                 <w:szCs w:val="17"/>
               </w:rPr>
-              <w:t xml:space="preserve">추세폭/노이즈 비 부족 — 문제는 승률이 아니라 연료</w:t>
+              <w:t xml:space="preserve">추세폭/노이즈 비 부족 — 문제는 승률이 아니라 연료. 해부(8/1 밤, ss-cw-diagnose 232일): 형태 신호는 똑같이 발생(진입 117 vs 135일·조건 통과율 동일 — 눈금이 자기 노이즈 기준이라 당연)하나, 판정 후 잔여 전진 중앙 +0.09% vs 하닉 +0.39%(자기 변동성 정규화도 1/4)·판정의 스윙 내 위치 중앙 99%(=계단 완성 시점이 곧 스윙의 끝) vs 90%·스탑폭 역행 선행 39% vs 24% → 승률 38%·컷 52%·합 -14.8%p. 조건을 조이면 더 늦어지고 풀면 가짜가 유입 — 어느 방향도 답 없음(320조합의 구조적 이유)</w:t>
             </w:r>
           </w:p>
         </w:tc>

--- a/docs/new-model-guide.docx
+++ b/docs/new-model-guide.docx
@@ -8323,7 +8323,25 @@
           <w:sz w:val="20"/>
           <w:szCs w:val="20"/>
         </w:rPr>
-        <w:t xml:space="preserve"> (사용자 확정 8/1 밤 — "3일 효과를 보고, 예상대로면 목요일부터. 별다른 오더 없으면 계속"). 시행 내용: ①하닉 F 판정 문자 지침 30% 사다리 전환 ②진행확인 문자 70% 증액 지침 ③하닉 F·M 0930 박스(rebox). 아침 안내 문자 1회 — 중단하려면 회신. 100% 증액 문자(창판정 동의·전진폭)는 2단계(1~2주 무사고 후). rev9는 일단 유지(폐지/축소는 별도 결정).</w:t>
+        <w:t xml:space="preserve"> (사용자 확정 8/1 밤 — "3일 효과를 보고, 예상대로면 목요일부터. 별다른 오더 없으면 계속"). 시행 내용: ①하닉 F 판정 문자 지침 30% 사다리 전환 ②진행확인 문자 70% 증액 지침 ③하닉 F·M 0930 박스(rebox) ④</w:t>
+      </w:r>
+      <w:r>
+        <w:rPr>
+          <w:rFonts w:ascii="Malgun Gothic" w:cs="Malgun Gothic" w:eastAsia="Malgun Gothic" w:hAnsi="Malgun Gothic"/>
+          <w:b/>
+          <w:bCs/>
+          <w:sz w:val="20"/>
+          <w:szCs w:val="20"/>
+        </w:rPr>
+        <w:t xml:space="preserve">삼전 신모델 v2 문자 시범</w:t>
+      </w:r>
+      <w:r>
+        <w:rPr>
+          <w:rFonts w:ascii="Malgun Gothic" w:cs="Malgun Gothic" w:eastAsia="Malgun Gothic" w:hAnsi="Malgun Gothic"/>
+          <w:sz w:val="20"/>
+          <w:szCs w:val="20"/>
+        </w:rPr>
+        <w:t xml:space="preserve">(§11 — 8/3~5는 결산 문자만, 8/6부터 진입·전환·스탑 문자). 아침 안내 문자 각 1회 — 중단하려면 회신. 100% 증액 문자(창판정 동의·전진폭)는 2단계(1~2주 무사고 후). rev9는 일단 유지(폐지/축소는 별도 결정).</w:t>
       </w:r>
     </w:p>
     <w:p>
@@ -8786,6 +8804,219 @@
           <w:sz w:val="26"/>
           <w:szCs w:val="26"/>
         </w:rPr>
+        <w:t xml:space="preserve">11. 삼전 신모델 v2 (사용자 확정 8/2 밤 — 8/3~5 검증·8/6 시범, lib/predict/ssV2.ts)</w:t>
+      </w:r>
+    </w:p>
+    <w:p>
+      <w:pPr>
+        <w:spacing w:after="40"/>
+      </w:pPr>
+    </w:p>
+    <w:p>
+      <w:pPr>
+        <w:spacing w:after="40" w:line="260"/>
+      </w:pPr>
+      <w:r>
+        <w:rPr>
+          <w:rFonts w:ascii="Malgun Gothic" w:cs="Malgun Gothic" w:eastAsia="Malgun Gothic" w:hAnsi="Malgun Gothic"/>
+          <w:sz w:val="20"/>
+          <w:szCs w:val="20"/>
+        </w:rPr>
+        <w:t xml:space="preserve">주말 실측(232일·스크립트 8종)의 결론: 삼전은 </w:t>
+      </w:r>
+      <w:r>
+        <w:rPr>
+          <w:rFonts w:ascii="Malgun Gothic" w:cs="Malgun Gothic" w:eastAsia="Malgun Gothic" w:hAnsi="Malgun Gothic"/>
+          <w:b/>
+          <w:bCs/>
+          <w:sz w:val="20"/>
+          <w:szCs w:val="20"/>
+        </w:rPr>
+        <w:t xml:space="preserve">하닉과 정찰·확인 역할이 반대</w:t>
+      </w:r>
+      <w:r>
+        <w:rPr>
+          <w:rFonts w:ascii="Malgun Gothic" w:cs="Malgun Gothic" w:eastAsia="Malgun Gothic" w:hAnsi="Malgun Gothic"/>
+          <w:sz w:val="20"/>
+          <w:szCs w:val="20"/>
+        </w:rPr>
+        <w:t xml:space="preserve">다 — 형태(6봉 계단)는 4중 실측 전부 부적합(-14.8~-26.3%p)이고, 유효 신호는 </w:t>
+      </w:r>
+      <w:r>
+        <w:rPr>
+          <w:rFonts w:ascii="Malgun Gothic" w:cs="Malgun Gothic" w:eastAsia="Malgun Gothic" w:hAnsi="Malgun Gothic"/>
+          <w:b/>
+          <w:bCs/>
+          <w:sz w:val="20"/>
+          <w:szCs w:val="20"/>
+        </w:rPr>
+        <w:t xml:space="preserve">속도</w:t>
+      </w:r>
+      <w:r>
+        <w:rPr>
+          <w:rFonts w:ascii="Malgun Gothic" w:cs="Malgun Gothic" w:eastAsia="Malgun Gothic" w:hAnsi="Malgun Gothic"/>
+          <w:sz w:val="20"/>
+          <w:szCs w:val="20"/>
+        </w:rPr>
+        <w:t xml:space="preserve">(4봉 누적 순전진 = 4분간 평소 흔들림×1.5 전진)다. 속도 창이 피셔F보다 중앙 45~76분 먼저 서고, 이견일(74일)엔 나중에 온 F가 옳다(창 전패 vs F +18.1).</w:t>
+      </w:r>
+    </w:p>
+    <w:p>
+      <w:pPr>
+        <w:spacing w:after="40"/>
+      </w:pPr>
+    </w:p>
+    <w:p>
+      <w:pPr>
+        <w:spacing w:after="40" w:line="260"/>
+      </w:pPr>
+      <w:r>
+        <w:rPr>
+          <w:rFonts w:ascii="Malgun Gothic" w:cs="Malgun Gothic" w:eastAsia="Malgun Gothic" w:hAnsi="Malgun Gothic"/>
+          <w:b/>
+          <w:bCs/>
+          <w:sz w:val="20"/>
+          <w:szCs w:val="20"/>
+        </w:rPr>
+        <w:t xml:space="preserve">규칙</w:t>
+      </w:r>
+      <w:r>
+        <w:rPr>
+          <w:rFonts w:ascii="Malgun Gothic" w:cs="Malgun Gothic" w:eastAsia="Malgun Gothic" w:hAnsi="Malgun Gothic"/>
+          <w:sz w:val="20"/>
+          <w:szCs w:val="20"/>
+        </w:rPr>
+        <w:t xml:space="preserve">: 창(문턱 1.0) 첫판정 → </w:t>
+      </w:r>
+      <w:r>
+        <w:rPr>
+          <w:rFonts w:ascii="Malgun Gothic" w:cs="Malgun Gothic" w:eastAsia="Malgun Gothic" w:hAnsi="Malgun Gothic"/>
+          <w:b/>
+          <w:bCs/>
+          <w:sz w:val="20"/>
+          <w:szCs w:val="20"/>
+        </w:rPr>
+        <w:t xml:space="preserve">100% 진입</w:t>
+      </w:r>
+      <w:r>
+        <w:rPr>
+          <w:rFonts w:ascii="Malgun Gothic" w:cs="Malgun Gothic" w:eastAsia="Malgun Gothic" w:hAnsi="Malgun Gothic"/>
+          <w:sz w:val="20"/>
+          <w:szCs w:val="20"/>
+        </w:rPr>
+        <w:t xml:space="preserve">(스탑 ETF -3%=본주 -1.5%) → </w:t>
+      </w:r>
+      <w:r>
+        <w:rPr>
+          <w:rFonts w:ascii="Malgun Gothic" w:cs="Malgun Gothic" w:eastAsia="Malgun Gothic" w:hAnsi="Malgun Gothic"/>
+          <w:b/>
+          <w:bCs/>
+          <w:sz w:val="20"/>
+          <w:szCs w:val="20"/>
+        </w:rPr>
+        <w:t xml:space="preserve">피셔F가 반대를 확인하면 전량 청산+반대 100% 역진입</w:t>
+      </w:r>
+      <w:r>
+        <w:rPr>
+          <w:rFonts w:ascii="Malgun Gothic" w:cs="Malgun Gothic" w:eastAsia="Malgun Gothic" w:hAnsi="Malgun Gothic"/>
+          <w:sz w:val="20"/>
+          <w:szCs w:val="20"/>
+        </w:rPr>
+        <w:t xml:space="preserve"> → 종가 전량 청산. 창 전환 신호는 무시(노이즈 실측). F 선행일(0~1%)은 관망.</w:t>
+      </w:r>
+    </w:p>
+    <w:p>
+      <w:pPr>
+        <w:spacing w:after="40"/>
+      </w:pPr>
+    </w:p>
+    <w:p>
+      <w:pPr>
+        <w:spacing w:after="40" w:line="260"/>
+      </w:pPr>
+      <w:r>
+        <w:rPr>
+          <w:rFonts w:ascii="Malgun Gothic" w:cs="Malgun Gothic" w:eastAsia="Malgun Gothic" w:hAnsi="Malgun Gothic"/>
+          <w:b/>
+          <w:bCs/>
+          <w:sz w:val="20"/>
+          <w:szCs w:val="20"/>
+        </w:rPr>
+        <w:t xml:space="preserve">실측</w:t>
+      </w:r>
+      <w:r>
+        <w:rPr>
+          <w:rFonts w:ascii="Malgun Gothic" w:cs="Malgun Gothic" w:eastAsia="Malgun Gothic" w:hAnsi="Malgun Gothic"/>
+          <w:sz w:val="20"/>
+          <w:szCs w:val="20"/>
+        </w:rPr>
+        <w:t xml:space="preserve">: 창 단독 +82.0 · 피셔 계층 +82.1 · </w:t>
+      </w:r>
+      <w:r>
+        <w:rPr>
+          <w:rFonts w:ascii="Malgun Gothic" w:cs="Malgun Gothic" w:eastAsia="Malgun Gothic" w:hAnsi="Malgun Gothic"/>
+          <w:b/>
+          <w:bCs/>
+          <w:sz w:val="20"/>
+          <w:szCs w:val="20"/>
+        </w:rPr>
+        <w:t xml:space="preserve">v2 결합 +101.2%p</w:t>
+      </w:r>
+      <w:r>
+        <w:rPr>
+          <w:rFonts w:ascii="Malgun Gothic" w:cs="Malgun Gothic" w:eastAsia="Malgun Gothic" w:hAnsi="Malgun Gothic"/>
+          <w:sz w:val="20"/>
+          <w:szCs w:val="20"/>
+        </w:rPr>
+        <w:t xml:space="preserve">(최악일 -3.0%·컷 이틀 1회꼴). 결합의 +19는 전부 이견일 역진입에서. 문턱 1.2판(+100.8 — 작은 날 방어형)은 결산에 병행 채점. 기각 목록: 하닉 사다리 이식(+41.1)·50% 정찰(v3, -19)·피셔 파라미터 변경(-8)·하닉 참조 게이트/심판(성립 불가/-39.5)·형태 조건 전부.</w:t>
+      </w:r>
+    </w:p>
+    <w:p>
+      <w:pPr>
+        <w:spacing w:after="40"/>
+      </w:pPr>
+    </w:p>
+    <w:p>
+      <w:pPr>
+        <w:spacing w:after="40" w:line="260"/>
+      </w:pPr>
+      <w:r>
+        <w:rPr>
+          <w:rFonts w:ascii="Malgun Gothic" w:cs="Malgun Gothic" w:eastAsia="Malgun Gothic" w:hAnsi="Malgun Gothic"/>
+          <w:b/>
+          <w:bCs/>
+          <w:sz w:val="20"/>
+          <w:szCs w:val="20"/>
+        </w:rPr>
+        <w:t xml:space="preserve">문자</w:t>
+      </w:r>
+      <w:r>
+        <w:rPr>
+          <w:rFonts w:ascii="Malgun Gothic" w:cs="Malgun Gothic" w:eastAsia="Malgun Gothic" w:hAnsi="Malgun Gothic"/>
+          <w:sz w:val="20"/>
+          <w:szCs w:val="20"/>
+        </w:rPr>
+        <w:t xml:space="preserve">(8/6부터, [예측·삼전 신모델]): 진입/전환(F 반대)/스탑/결산. 시범 중 기존 삼전 계층 문자는 대조용(각주 표기). 채점 predict_ssv2_scores(1.0·1.2) — 60일 페이퍼 궤도(일당 +0.44%) 안이면 승격 논의. parity: 라이브 simV2 = 백테스트 완전 일치(+101.2/+100.8·컷 99) 확인.</w:t>
+      </w:r>
+    </w:p>
+    <w:p>
+      <w:pPr>
+        <w:spacing w:after="40"/>
+      </w:pPr>
+    </w:p>
+    <w:p>
+      <w:pPr>
+        <w:pStyle w:val="Heading2"/>
+        <w:spacing w:after="80" w:before="240"/>
+      </w:pPr>
+      <w:r>
+        <w:rPr>
+          <w:rFonts w:ascii="Malgun Gothic" w:cs="Malgun Gothic" w:eastAsia="Malgun Gothic" w:hAnsi="Malgun Gothic"/>
+          <w:b/>
+          <w:bCs/>
+          <w:sz w:val="26"/>
+          <w:szCs w:val="26"/>
+        </w:rPr>
         <w:t xml:space="preserve">변경 이력</w:t>
       </w:r>
     </w:p>
@@ -8846,6 +9077,24 @@
           <w:szCs w:val="20"/>
         </w:rPr>
         <w:t xml:space="preserve">2026-08-01 밤 2차: 전면 세부화(사용자 요청 "이해하기 쉽게") — 각 규칙의 원리 설명·하루 흐름 예시(§3)·문자별 행동 지침(§5)·성능 읽는 법(§6)·용어 쉬운 말 풀이(§10)·완충 10:00 기각 추가(§7)</w:t>
+      </w:r>
+    </w:p>
+    <w:p>
+      <w:pPr>
+        <w:pStyle w:val="ListParagraph"/>
+        <w:numPr>
+          <w:ilvl w:val="0"/>
+          <w:numId w:val="2"/>
+        </w:numPr>
+        <w:spacing w:after="40" w:line="260"/>
+      </w:pPr>
+      <w:r>
+        <w:rPr>
+          <w:rFonts w:ascii="Malgun Gothic" w:cs="Malgun Gothic" w:eastAsia="Malgun Gothic" w:hAnsi="Malgun Gothic"/>
+          <w:sz w:val="20"/>
+          <w:szCs w:val="20"/>
+        </w:rPr>
+        <w:t xml:space="preserve">2026-08-02 밤: §11 삼전 신모델 v2 추가 (사용자 확정 — 주말 실측 8종 총정리, 8/3~5 검증·8/6 시범)</w:t>
       </w:r>
     </w:p>
     <w:p>

--- a/docs/new-model-guide.docx
+++ b/docs/new-model-guide.docx
@@ -8886,7 +8886,25 @@
           <w:sz w:val="20"/>
           <w:szCs w:val="20"/>
         </w:rPr>
-        <w:t xml:space="preserve">: 창(문턱 1.0) 첫판정 → </w:t>
+        <w:t xml:space="preserve">: 창(</w:t>
+      </w:r>
+      <w:r>
+        <w:rPr>
+          <w:rFonts w:ascii="Malgun Gothic" w:cs="Malgun Gothic" w:eastAsia="Malgun Gothic" w:hAnsi="Malgun Gothic"/>
+          <w:b/>
+          <w:bCs/>
+          <w:sz w:val="20"/>
+          <w:szCs w:val="20"/>
+        </w:rPr>
+        <w:t xml:space="preserve">6봉</w:t>
+      </w:r>
+      <w:r>
+        <w:rPr>
+          <w:rFonts w:ascii="Malgun Gothic" w:cs="Malgun Gothic" w:eastAsia="Malgun Gothic" w:hAnsi="Malgun Gothic"/>
+          <w:sz w:val="20"/>
+          <w:szCs w:val="20"/>
+        </w:rPr>
+        <w:t xml:space="preserve">·문턱 1.0 — 직전 6봉 누적 전진 ≥ 평소 흔들림×2.5) 첫판정 → </w:t>
       </w:r>
       <w:r>
         <w:rPr>
@@ -8922,7 +8940,25 @@
           <w:sz w:val="20"/>
           <w:szCs w:val="20"/>
         </w:rPr>
-        <w:t xml:space="preserve"> → 종가 전량 청산. 창 전환 신호는 무시(노이즈 실측). F 선행일(0~1%)은 관망.</w:t>
+        <w:t xml:space="preserve"> → 종가 전량 청산. 창 전환 신호는 무시(노이즈 실측). F 선행일(0~1%)은 관망. 창 크기는 사용자 확정(8/2 밤 3차): </w:t>
+      </w:r>
+      <w:r>
+        <w:rPr>
+          <w:rFonts w:ascii="Malgun Gothic" w:cs="Malgun Gothic" w:eastAsia="Malgun Gothic" w:hAnsi="Malgun Gothic"/>
+          <w:b/>
+          <w:bCs/>
+          <w:sz w:val="20"/>
+          <w:szCs w:val="20"/>
+        </w:rPr>
+        <w:t xml:space="preserve">6봉 시범, 4·5봉은 채점 병행</w:t>
+      </w:r>
+      <w:r>
+        <w:rPr>
+          <w:rFonts w:ascii="Malgun Gothic" w:cs="Malgun Gothic" w:eastAsia="Malgun Gothic" w:hAnsi="Malgun Gothic"/>
+          <w:sz w:val="20"/>
+          <w:szCs w:val="20"/>
+        </w:rPr>
+        <w:t xml:space="preserve"> — 4~6봉은 +101~105 평원이나 6봉이 컷일 최저(88)·첫판정 09:00(프리장 실행 문제 해소).</w:t>
       </w:r>
     </w:p>
     <w:p>
@@ -8942,33 +8978,33 @@
           <w:sz w:val="20"/>
           <w:szCs w:val="20"/>
         </w:rPr>
-        <w:t xml:space="preserve">실측</w:t>
-      </w:r>
-      <w:r>
-        <w:rPr>
-          <w:rFonts w:ascii="Malgun Gothic" w:cs="Malgun Gothic" w:eastAsia="Malgun Gothic" w:hAnsi="Malgun Gothic"/>
-          <w:sz w:val="20"/>
-          <w:szCs w:val="20"/>
-        </w:rPr>
-        <w:t xml:space="preserve">: 창 단독 +82.0 · 피셔 계층 +82.1 · </w:t>
-      </w:r>
-      <w:r>
-        <w:rPr>
-          <w:rFonts w:ascii="Malgun Gothic" w:cs="Malgun Gothic" w:eastAsia="Malgun Gothic" w:hAnsi="Malgun Gothic"/>
-          <w:b/>
-          <w:bCs/>
-          <w:sz w:val="20"/>
-          <w:szCs w:val="20"/>
-        </w:rPr>
-        <w:t xml:space="preserve">v2 결합 +101.2%p</w:t>
-      </w:r>
-      <w:r>
-        <w:rPr>
-          <w:rFonts w:ascii="Malgun Gothic" w:cs="Malgun Gothic" w:eastAsia="Malgun Gothic" w:hAnsi="Malgun Gothic"/>
-          <w:sz w:val="20"/>
-          <w:szCs w:val="20"/>
-        </w:rPr>
-        <w:t xml:space="preserve">(최악일 -3.0%·컷 이틀 1회꼴). 결합의 +19는 전부 이견일 역진입에서. 문턱 1.2판(+100.8 — 작은 날 방어형)은 결산에 병행 채점. 기각 목록: 하닉 사다리 이식(+41.1)·50% 정찰(v3, -19)·피셔 파라미터 변경(-8)·하닉 참조 게이트/심판(성립 불가/-39.5)·형태 조건 전부.</w:t>
+        <w:t xml:space="preserve">실측(232일)</w:t>
+      </w:r>
+      <w:r>
+        <w:rPr>
+          <w:rFonts w:ascii="Malgun Gothic" w:cs="Malgun Gothic" w:eastAsia="Malgun Gothic" w:hAnsi="Malgun Gothic"/>
+          <w:sz w:val="20"/>
+          <w:szCs w:val="20"/>
+        </w:rPr>
+        <w:t xml:space="preserve">: 창 단독 +82.0(4봉) · 피셔 계층 +82.1 · </w:t>
+      </w:r>
+      <w:r>
+        <w:rPr>
+          <w:rFonts w:ascii="Malgun Gothic" w:cs="Malgun Gothic" w:eastAsia="Malgun Gothic" w:hAnsi="Malgun Gothic"/>
+          <w:b/>
+          <w:bCs/>
+          <w:sz w:val="20"/>
+          <w:szCs w:val="20"/>
+        </w:rPr>
+        <w:t xml:space="preserve">v2 6봉 +105.4%p</w:t>
+      </w:r>
+      <w:r>
+        <w:rPr>
+          <w:rFonts w:ascii="Malgun Gothic" w:cs="Malgun Gothic" w:eastAsia="Malgun Gothic" w:hAnsi="Malgun Gothic"/>
+          <w:sz w:val="20"/>
+          <w:szCs w:val="20"/>
+        </w:rPr>
+        <w:t xml:space="preserve">(최악일 -3.0%·컷일 88) · 5봉 +102.2 · 4봉 +101.2 · 6봉/1.2판 +110.2(대조 채점). 결합의 +19는 전부 이견일 역진입에서. 기각 목록: 하닉 사다리 이식(+41.1)·50% 정찰(v3, -19)·피셔 파라미터 변경(-8)·하닉 참조 게이트/심판(성립 불가/-39.5)·형태 조건 전부·3봉(노이즈).</w:t>
       </w:r>
     </w:p>
     <w:p>
@@ -8996,7 +9032,7 @@
           <w:sz w:val="20"/>
           <w:szCs w:val="20"/>
         </w:rPr>
-        <w:t xml:space="preserve">(8/6부터, [예측·삼전 신모델]): 진입/전환(F 반대)/스탑/결산. 시범 중 기존 삼전 계층 문자는 대조용(각주 표기). 채점 predict_ssv2_scores(1.0·1.2) — 60일 페이퍼 궤도(일당 +0.44%) 안이면 승격 논의. parity: 라이브 simV2 = 백테스트 완전 일치(+101.2/+100.8·컷 99) 확인.</w:t>
+        <w:t xml:space="preserve">(8/6부터, [예측·삼전 신모델]): 진입/전환(F 반대)/스탑/결산. 시범 중 기존 삼전 계층 문자는 대조용(각주 표기). 채점 predict_ssv2_scores(6봉 주기준 + 5봉·4봉·6봉/1.2 대조) — 60일 페이퍼 궤도(일당 +0.45%) 안이면 승격·창 크기/문턱 재결정. parity: 라이브 simV2 = 백테스트 4열 완전 일치 확인.</w:t>
       </w:r>
     </w:p>
     <w:p>
@@ -9095,6 +9131,24 @@
           <w:szCs w:val="20"/>
         </w:rPr>
         <w:t xml:space="preserve">2026-08-02 밤: §11 삼전 신모델 v2 추가 (사용자 확정 — 주말 실측 8종 총정리, 8/3~5 검증·8/6 시범)</w:t>
+      </w:r>
+    </w:p>
+    <w:p>
+      <w:pPr>
+        <w:pStyle w:val="ListParagraph"/>
+        <w:numPr>
+          <w:ilvl w:val="0"/>
+          <w:numId w:val="2"/>
+        </w:numPr>
+        <w:spacing w:after="40" w:line="260"/>
+      </w:pPr>
+      <w:r>
+        <w:rPr>
+          <w:rFonts w:ascii="Malgun Gothic" w:cs="Malgun Gothic" w:eastAsia="Malgun Gothic" w:hAnsi="Malgun Gothic"/>
+          <w:sz w:val="20"/>
+          <w:szCs w:val="20"/>
+        </w:rPr>
+        <w:t xml:space="preserve">2026-08-02 밤 2차: §11 창 크기 확정 — 6봉 시범·4/5봉 채점 병행 (사용자 확정, winsize 스윕 근거)</w:t>
       </w:r>
     </w:p>
     <w:p>

--- a/docs/new-model-guide.docx
+++ b/docs/new-model-guide.docx
@@ -8996,15 +8996,15 @@
           <w:sz w:val="20"/>
           <w:szCs w:val="20"/>
         </w:rPr>
-        <w:t xml:space="preserve">v2 6봉 +105.4%p</w:t>
-      </w:r>
-      <w:r>
-        <w:rPr>
-          <w:rFonts w:ascii="Malgun Gothic" w:cs="Malgun Gothic" w:eastAsia="Malgun Gothic" w:hAnsi="Malgun Gothic"/>
-          <w:sz w:val="20"/>
-          <w:szCs w:val="20"/>
-        </w:rPr>
-        <w:t xml:space="preserve">(최악일 -3.0%·컷일 88) · 5봉 +102.2 · 4봉 +101.2 · 6봉/1.2판 +110.2(대조 채점). 결합의 +19는 전부 이견일 역진입에서. 기각 목록: 하닉 사다리 이식(+41.1)·50% 정찰(v3, -19)·피셔 파라미터 변경(-8)·하닉 참조 게이트/심판(성립 불가/-39.5)·형태 조건 전부·3봉(노이즈).</w:t>
+        <w:t xml:space="preserve">v2 6봉+F 0930 rebox +112.8%p</w:t>
+      </w:r>
+      <w:r>
+        <w:rPr>
+          <w:rFonts w:ascii="Malgun Gothic" w:cs="Malgun Gothic" w:eastAsia="Malgun Gothic" w:hAnsi="Malgun Gothic"/>
+          <w:sz w:val="20"/>
+          <w:szCs w:val="20"/>
+        </w:rPr>
+        <w:t xml:space="preserve">(최악일 -3.0%·컷일 84) · 대조 채점: 5봉 +115.4·4봉 +118.5·6봉/1.2판 +121.6 (순위가 축마다 뒤섞임 = 전부 운 범위 — 페이퍼가 판정). F rebox는 하닉과 동일 박스(09:30~45@09:45 — 10:00 전환은 기각). 상세·기각 목록은 삼전 전용 가이드(docs/ss-model-guide.md) 참조.</w:t>
       </w:r>
     </w:p>
     <w:p>

--- a/docs/new-model-guide.docx
+++ b/docs/new-model-guide.docx
@@ -8341,7 +8341,25 @@
           <w:sz w:val="20"/>
           <w:szCs w:val="20"/>
         </w:rPr>
-        <w:t xml:space="preserve">(§11 — 8/3~5는 결산 문자만, 8/6부터 진입·전환·스탑 문자). 아침 안내 문자 각 1회 — 중단하려면 회신. 100% 증액 문자(창판정 동의·전진폭)는 2단계(1~2주 무사고 후). rev9는 일단 유지(폐지/축소는 별도 결정).</w:t>
+        <w:t xml:space="preserve">(§11 — 8/3~5는 결산 문자만, 8/6부터 진입·전환·스탑 문자) ⑤</w:t>
+      </w:r>
+      <w:r>
+        <w:rPr>
+          <w:rFonts w:ascii="Malgun Gothic" w:cs="Malgun Gothic" w:eastAsia="Malgun Gothic" w:hAnsi="Malgun Gothic"/>
+          <w:b/>
+          <w:bCs/>
+          <w:sz w:val="20"/>
+          <w:szCs w:val="20"/>
+        </w:rPr>
+        <w:t xml:space="preserve">삼전 계층 F·M도 rebox</w:t>
+      </w:r>
+      <w:r>
+        <w:rPr>
+          <w:rFonts w:ascii="Malgun Gothic" w:cs="Malgun Gothic" w:eastAsia="Malgun Gothic" w:hAnsi="Malgun Gothic"/>
+          <w:sz w:val="20"/>
+          <w:szCs w:val="20"/>
+        </w:rPr>
+        <w:t xml:space="preserve">(사용자 확정 8/3 새벽 — F +18.0·M +4.1/컷 -11%/판정일 +28, 신모델 검증자 F와 기준 통일. 본피셔는 트레일 유지·rebox 기각). 아침 안내 문자 각 1회 — 중단하려면 회신. 100% 증액 문자(창판정 동의·전진폭)는 2단계(1~2주 무사고 후). rev9는 일단 유지(폐지/축소는 별도 결정).</w:t>
       </w:r>
     </w:p>
     <w:p>
